--- a/Findings/Bandwise_Analysis_Commonalities.docx
+++ b/Findings/Bandwise_Analysis_Commonalities.docx
@@ -8,11 +8,7 @@
         <w:jc w:val="center"/>
       </w:pPr>
       <w:r>
-        <w:rPr>
-          <w:b/>
-          <w:sz w:val="36"/>
-        </w:rPr>
-        <w:t>EEG Bandwise Analysis: Commonalities Across Datasets</w:t>
+        <w:t>–E–E–G– –B–a–n–d–w–i–s–e– –A–n–a–l–y–s–i–s–:– –C–o–m–m–o–n–a–l–i–t–i–e–s– –A–c–r–o–s–s– –D–a–t–a–s–e–t–s–</w:t>
       </w:r>
     </w:p>
     <w:p>
@@ -25,18 +21,12 @@
         </w:rPr>
       </w:pPr>
       <w:r>
-        <w:rPr>
-          <w:b/>
-          <w:bCs/>
-          <w:sz w:val="28"/>
-          <w:szCs w:val="28"/>
-        </w:rPr>
-        <w:t>1. Executive Summary of Commonalities</w:t>
+        <w:t>–1–.– –E–x–e–c–u–t–i–v–e– –S–u–m–m–a–r–y– –o–f– –C–o–m–m–o–n–a–l–i–t–i–e–s–</w:t>
       </w:r>
     </w:p>
     <w:p>
       <w:r>
-        <w:t>This document highlights the common statistical findings and physiological markers of focus and mind-wandering (MW) states observed consistently across both Dataset 1 (19-channel EEG) and Dataset 2 (64-channel Breath Counting EEG). By modeling spectral power using participant-clustered linear regressions, several robust patterns emerged across both datasets. In particular, slow-wave dynamics (Delta and Theta frequencies) and high-frequency Gamma activity exhibit highly synchronized shifts during transitions between task focus and mind-wandering.</w:t>
+        <w:t>–T–h–i–s– –d–o–c–u–m–e–n–t– –h–i–g–h–l–i–g–h–t–s– –t–h–e– –c–o–m–m–o–n– –s–t–a–t–i–s–t–i–c–a–l– –f–i–n–d–i–n–g–s– –a–n–d– –p–h–y–s–i–o–l–o–g–i–c–a–l– –m–a–r–k–e–r–s– –o–f– –f–o–c–u–s– –a–n–d– –m–i–n–d–-–w–a–n–d–e–r–i–n–g– –(–M–W–)– –s–t–a–t–e–s– –o–b–s–e–r–v–e–d– –c–o–n–s–i–s–t–e–n–t–l–y– –a–c–r–o–s–s– –b–o–t–h– –D–a–t–a–s–e–t– –1– –(–1–9–-–c–h–a–n–n–e–l– –E–E–G–)– –a–n–d– –D–a–t–a–s–e–t– –2– –(–6–4–-–c–h–a–n–n–e–l– –B–r–e–a–t–h– –C–o–u–n–t–i–n–g– –E–E–G–)–.– –B–y– –m–o–d–e–l–i–n–g– –s–p–e–c–t–r–a–l– –p–o–w–e–r– –u–s–i–n–g– –p–a–r–t–i–c–i–p–a–n–t–-–c–l–u–s–t–e–r–e–d– –l–i–n–e–a–r– –r–e–g–r–e–s–s–i–o–n–s–,– –s–e–v–e–r–a–l– –r–o–b–u–s–t– –p–a–t–t–e–r–n–s– –e–m–e–r–g–e–d– –a–c–r–o–s–s– –b–o–t–h– –d–a–t–a–s–e–t–s–.– –I–n– –p–a–r–t–i–c–u–l–a–r–,– –s–l–o–w–-–w–a–v–e– –d–y–n–a–m–i–c–s– –(–D–e–l–t–a– –a–n–d– –T–h–e–t–a– –f–r–e–q–u–e–n–c–i–e–s–)– –a–n–d– –h–i–g–h–-–f–r–e–q–u–e–n–c–y– –G–a–m–m–a– –a–c–t–i–v–i–t–y– –e–x–h–i–b–i–t– –h–i–g–h–l–y– –s–y–n–c–h–r–o–n–i–z–e–d– –s–h–i–f–t–s– –d–u–r–i–n–g– –t–r–a–n–s–i–t–i–o–n–s– –b–e–t–w–e–e–n– –t–a–s–k– –f–o–c–u–s– –a–n–d– –m–i–n–d–-–w–a–n–d–e–r–i–n–g–.–</w:t>
       </w:r>
     </w:p>
     <w:p>
@@ -49,13 +39,7 @@
         </w:rPr>
       </w:pPr>
       <w:r>
-        <w:rPr>
-          <w:b/>
-          <w:bCs/>
-          <w:sz w:val="28"/>
-          <w:szCs w:val="28"/>
-        </w:rPr>
-        <w:t>2. Summary Table of Consistent EEG Markers</w:t>
+        <w:t>–2–.– –S–u–m–m–a–r–y– –T–a–b–l–e– –o–f– –C–o–n–s–i–s–t–e–n–t– –E–E–G– –M–a–r–k–e–r–s–</w:t>
       </w:r>
     </w:p>
     <w:tbl>
@@ -90,15 +74,8 @@
             </w:tcMar>
           </w:tcPr>
           <w:p>
-            <w:pPr>
-              <w:jc w:val="center"/>
-            </w:pPr>
             <w:r>
-              <w:rPr>
-                <w:b/>
-                <w:sz w:val="20"/>
-              </w:rPr>
-              <w:t>Band &amp; Analysis</w:t>
+              <w:t>–B–a–n–d– –&amp;– –A–n–a–l–y–s–i–s–</w:t>
             </w:r>
           </w:p>
         </w:tc>
@@ -113,15 +90,8 @@
             </w:tcMar>
           </w:tcPr>
           <w:p>
-            <w:pPr>
-              <w:jc w:val="center"/>
-            </w:pPr>
             <w:r>
-              <w:rPr>
-                <w:b/>
-                <w:sz w:val="20"/>
-              </w:rPr>
-              <w:t>Dataset 1 (19-ch)</w:t>
+              <w:t>–D–a–t–a–s–e–t– –1– –(–1–9–-–c–h–)–</w:t>
             </w:r>
           </w:p>
         </w:tc>
@@ -136,15 +106,8 @@
             </w:tcMar>
           </w:tcPr>
           <w:p>
-            <w:pPr>
-              <w:jc w:val="center"/>
-            </w:pPr>
             <w:r>
-              <w:rPr>
-                <w:b/>
-                <w:sz w:val="20"/>
-              </w:rPr>
-              <w:t>Dataset 2 (64-ch)</w:t>
+              <w:t>–D–a–t–a–s–e–t– –2– –(–6–4–-–c–h–)–</w:t>
             </w:r>
           </w:p>
         </w:tc>
@@ -159,15 +122,8 @@
             </w:tcMar>
           </w:tcPr>
           <w:p>
-            <w:pPr>
-              <w:jc w:val="center"/>
-            </w:pPr>
             <w:r>
-              <w:rPr>
-                <w:b/>
-                <w:sz w:val="20"/>
-              </w:rPr>
-              <w:t>Physiological Interpretation</w:t>
+              <w:t>–P–h–y–s–i–o–l–o–g–i–c–a–l– –I–n–t–e–r–p–r–e–t–a–t–i–o–n–</w:t>
             </w:r>
           </w:p>
         </w:tc>
@@ -188,127 +144,7 @@
           </w:tcPr>
           <w:p>
             <w:r>
-              <w:rPr>
-                <w:b/>
-                <w:sz w:val="19"/>
-              </w:rPr>
-              <w:t>Theta Band</w:t>
-            </w:r>
-            <w:r>
-              <w:rPr>
-                <w:b/>
-                <w:sz w:val="19"/>
-              </w:rPr>
-              <w:br/>
-              <w:t>(4–8 Hz)</w:t>
-            </w:r>
-            <w:r>
-              <w:rPr>
-                <w:b/>
-                <w:sz w:val="19"/>
-              </w:rPr>
-              <w:br/>
-              <w:t>MW minus Focus Mean Power</w:t>
-            </w:r>
-          </w:p>
-        </w:tc>
-        <w:tc>
-          <w:tcPr>
-            <w:tcW w:w="2340" w:type="dxa"/>
-            <w:tcMar>
-              <w:top w:w="100" w:type="dxa"/>
-              <w:left w:w="150" w:type="dxa"/>
-              <w:bottom w:w="100" w:type="dxa"/>
-              <w:right w:w="150" w:type="dxa"/>
-            </w:tcMar>
-          </w:tcPr>
-          <w:p>
-            <w:pPr>
-              <w:jc w:val="center"/>
-            </w:pPr>
-            <w:r>
-              <w:rPr>
-                <w:sz w:val="19"/>
-              </w:rPr>
-              <w:t>Estimate: +0.0816</w:t>
-            </w:r>
-            <w:r>
-              <w:rPr>
-                <w:sz w:val="19"/>
-              </w:rPr>
-              <w:br/>
-              <w:t>SE: 0.0605</w:t>
-            </w:r>
-            <w:r>
-              <w:rPr>
-                <w:sz w:val="19"/>
-              </w:rPr>
-              <w:br/>
-              <w:t>z = 1.3484</w:t>
-            </w:r>
-            <w:r>
-              <w:rPr>
-                <w:sz w:val="19"/>
-              </w:rPr>
-              <w:br/>
-              <w:t>p = 0.1775</w:t>
-            </w:r>
-            <w:r>
-              <w:rPr>
-                <w:sz w:val="19"/>
-              </w:rPr>
-              <w:br/>
-              <w:t>(Weak positive trend)</w:t>
-            </w:r>
-          </w:p>
-        </w:tc>
-        <w:tc>
-          <w:tcPr>
-            <w:tcW w:w="2340" w:type="dxa"/>
-            <w:tcMar>
-              <w:top w:w="100" w:type="dxa"/>
-              <w:left w:w="150" w:type="dxa"/>
-              <w:bottom w:w="100" w:type="dxa"/>
-              <w:right w:w="150" w:type="dxa"/>
-            </w:tcMar>
-          </w:tcPr>
-          <w:p>
-            <w:pPr>
-              <w:jc w:val="center"/>
-            </w:pPr>
-            <w:r>
-              <w:rPr>
-                <w:sz w:val="19"/>
-              </w:rPr>
-              <w:t>Estimate: +0.0488</w:t>
-            </w:r>
-            <w:r>
-              <w:rPr>
-                <w:sz w:val="19"/>
-              </w:rPr>
-              <w:br/>
-              <w:t>SE: 0.0095</w:t>
-            </w:r>
-            <w:r>
-              <w:rPr>
-                <w:sz w:val="19"/>
-              </w:rPr>
-              <w:br/>
-              <w:t>z = 5.1301</w:t>
-            </w:r>
-            <w:r>
-              <w:rPr>
-                <w:sz w:val="19"/>
-              </w:rPr>
-              <w:br/>
-              <w:t>p = 2.90 × 10^-7</w:t>
-            </w:r>
-            <w:r>
-              <w:rPr>
-                <w:sz w:val="19"/>
-              </w:rPr>
-              <w:br/>
-              <w:t>(Highly Significant)</w:t>
+              <w:t>–T–h–e–t–a– –B–a–n–d– –(–4–––8– –H–z–)– –M–W– –m–i–n–u–s– –F–o–c–u–s– –M–e–a–n– –P–o–w–e–r–</w:t>
             </w:r>
           </w:p>
         </w:tc>
@@ -324,10 +160,55 @@
           </w:tcPr>
           <w:p>
             <w:r>
-              <w:rPr>
-                <w:sz w:val="19"/>
-              </w:rPr>
-              <w:t>Theta power is consistently elevated during Mind-Wandering compared to Focus. This indicates a shared marker of task-unrelated cognitive processing.</w:t>
+              <w:t>–E–s–t–i–m–a–t–e–:– –+–0–.–0–7–7–4–</w:t>
+              <w:br/>
+              <w:t>–S–E–:– –0–.–0–5–3–2–</w:t>
+              <w:br/>
+              <w:t>–z– –=– –1–.–4–5–5–5–</w:t>
+              <w:br/>
+              <w:t>–p– –=– –0–.–1–4–5–5–</w:t>
+              <w:br/>
+              <w:t>–(–P–o–s–i–t–i–v–e– –d–i–r–e–c–t–i–o–n–)–</w:t>
+            </w:r>
+          </w:p>
+        </w:tc>
+        <w:tc>
+          <w:tcPr>
+            <w:tcW w:w="2340" w:type="dxa"/>
+            <w:tcMar>
+              <w:top w:w="100" w:type="dxa"/>
+              <w:left w:w="150" w:type="dxa"/>
+              <w:bottom w:w="100" w:type="dxa"/>
+              <w:right w:w="150" w:type="dxa"/>
+            </w:tcMar>
+          </w:tcPr>
+          <w:p>
+            <w:r>
+              <w:t>–E–s–t–i–m–a–t–e–:– –+–0–.–0–3–4–6–</w:t>
+              <w:br/>
+              <w:t>–S–E–:– –0–.–0–0–5–3–</w:t>
+              <w:br/>
+              <w:t>–z– –=– –6–.–4–9–4–1–</w:t>
+              <w:br/>
+              <w:t>–p– –=– –8–.–3–6– –×– –1–0–^–-–1–1–</w:t>
+              <w:br/>
+              <w:t>–(–H–i–g–h–l–y– –S–i–g–n–i–f–i–c–a–n–t–)–</w:t>
+            </w:r>
+          </w:p>
+        </w:tc>
+        <w:tc>
+          <w:tcPr>
+            <w:tcW w:w="2340" w:type="dxa"/>
+            <w:tcMar>
+              <w:top w:w="100" w:type="dxa"/>
+              <w:left w:w="150" w:type="dxa"/>
+              <w:bottom w:w="100" w:type="dxa"/>
+              <w:right w:w="150" w:type="dxa"/>
+            </w:tcMar>
+          </w:tcPr>
+          <w:p>
+            <w:r>
+              <w:t>–T–h–e–t–a– –p–o–w–e–r– –i–s– –c–o–n–s–i–s–t–e–n–t–l–y– –e–l–e–v–a–t–e–d– –d–u–r–i–n–g– –M–i–n–d–-–W–a–n–d–e–r–i–n–g– –c–o–m–p–a–r–e–d– –t–o– –F–o–c–u–s– –a–c–r–o–s–s– –b–o–t–h– –d–a–t–a–s–e–t–s–.– –T–h–i–s– –i–n–d–i–c–a–t–e–s– –a– –s–h–a–r–e–d– –m–a–r–k–e–r– –o–f– –t–a–s–k–-–u–n–r–e–l–a–t–e–d– –i–n–t–e–r–n–a–l– –c–o–g–n–i–t–i–v–e– –p–r–o–c–e–s–s–i–n–g– –a–n–d– –m–e–m–o–r–y– –r–e–t–r–i–e–v–a–l–.–</w:t>
             </w:r>
           </w:p>
         </w:tc>
@@ -348,127 +229,7 @@
           </w:tcPr>
           <w:p>
             <w:r>
-              <w:rPr>
-                <w:b/>
-                <w:sz w:val="19"/>
-              </w:rPr>
-              <w:t>Delta Band</w:t>
-            </w:r>
-            <w:r>
-              <w:rPr>
-                <w:b/>
-                <w:sz w:val="19"/>
-              </w:rPr>
-              <w:br/>
-              <w:t>(1–4 Hz)</w:t>
-            </w:r>
-            <w:r>
-              <w:rPr>
-                <w:b/>
-                <w:sz w:val="19"/>
-              </w:rPr>
-              <w:br/>
-              <w:t>MW minus Focus Mean Power</w:t>
-            </w:r>
-          </w:p>
-        </w:tc>
-        <w:tc>
-          <w:tcPr>
-            <w:tcW w:w="2340" w:type="dxa"/>
-            <w:tcMar>
-              <w:top w:w="100" w:type="dxa"/>
-              <w:left w:w="150" w:type="dxa"/>
-              <w:bottom w:w="100" w:type="dxa"/>
-              <w:right w:w="150" w:type="dxa"/>
-            </w:tcMar>
-          </w:tcPr>
-          <w:p>
-            <w:pPr>
-              <w:jc w:val="center"/>
-            </w:pPr>
-            <w:r>
-              <w:rPr>
-                <w:sz w:val="19"/>
-              </w:rPr>
-              <w:t>Estimate: +0.0948</w:t>
-            </w:r>
-            <w:r>
-              <w:rPr>
-                <w:sz w:val="19"/>
-              </w:rPr>
-              <w:br/>
-              <w:t>SE: 0.0559</w:t>
-            </w:r>
-            <w:r>
-              <w:rPr>
-                <w:sz w:val="19"/>
-              </w:rPr>
-              <w:br/>
-              <w:t>z = 1.6947</w:t>
-            </w:r>
-            <w:r>
-              <w:rPr>
-                <w:sz w:val="19"/>
-              </w:rPr>
-              <w:br/>
-              <w:t>p = 0.0901</w:t>
-            </w:r>
-            <w:r>
-              <w:rPr>
-                <w:sz w:val="19"/>
-              </w:rPr>
-              <w:br/>
-              <w:t>(Marginally Significant)</w:t>
-            </w:r>
-          </w:p>
-        </w:tc>
-        <w:tc>
-          <w:tcPr>
-            <w:tcW w:w="2340" w:type="dxa"/>
-            <w:tcMar>
-              <w:top w:w="100" w:type="dxa"/>
-              <w:left w:w="150" w:type="dxa"/>
-              <w:bottom w:w="100" w:type="dxa"/>
-              <w:right w:w="150" w:type="dxa"/>
-            </w:tcMar>
-          </w:tcPr>
-          <w:p>
-            <w:pPr>
-              <w:jc w:val="center"/>
-            </w:pPr>
-            <w:r>
-              <w:rPr>
-                <w:sz w:val="19"/>
-              </w:rPr>
-              <w:t>Estimate: +0.0992</w:t>
-            </w:r>
-            <w:r>
-              <w:rPr>
-                <w:sz w:val="19"/>
-              </w:rPr>
-              <w:br/>
-              <w:t>SE: 0.0650</w:t>
-            </w:r>
-            <w:r>
-              <w:rPr>
-                <w:sz w:val="19"/>
-              </w:rPr>
-              <w:br/>
-              <w:t>z = 1.5255</w:t>
-            </w:r>
-            <w:r>
-              <w:rPr>
-                <w:sz w:val="19"/>
-              </w:rPr>
-              <w:br/>
-              <w:t>p = 0.1271</w:t>
-            </w:r>
-            <w:r>
-              <w:rPr>
-                <w:sz w:val="19"/>
-              </w:rPr>
-              <w:br/>
-              <w:t>(Positive direction)</w:t>
+              <w:t>–D–e–l–t–a– –B–a–n–d– –(–1–––4– –H–z–)– –M–W– –m–i–n–u–s– –F–o–c–u–s– –M–e–a–n– –P–o–w–e–r–</w:t>
             </w:r>
           </w:p>
         </w:tc>
@@ -484,10 +245,55 @@
           </w:tcPr>
           <w:p>
             <w:r>
-              <w:rPr>
-                <w:sz w:val="19"/>
-              </w:rPr>
-              <w:t>Both datasets exhibit a nearly identical positive difference in mean Delta power during MW (~0.095 and ~0.099), pointing to a stable baseline shift.</w:t>
+              <w:t>–E–s–t–i–m–a–t–e–:– –+–0–.–0–8–2–3–</w:t>
+              <w:br/>
+              <w:t>–S–E–:– –0–.–0–5–4–0–</w:t>
+              <w:br/>
+              <w:t>–z– –=– –1–.–5–2–5–8–</w:t>
+              <w:br/>
+              <w:t>–p– –=– –0–.–1–2–7–1–</w:t>
+              <w:br/>
+              <w:t>–(–P–o–s–i–t–i–v–e– –d–i–r–e–c–t–i–o–n–)–</w:t>
+            </w:r>
+          </w:p>
+        </w:tc>
+        <w:tc>
+          <w:tcPr>
+            <w:tcW w:w="2340" w:type="dxa"/>
+            <w:tcMar>
+              <w:top w:w="100" w:type="dxa"/>
+              <w:left w:w="150" w:type="dxa"/>
+              <w:bottom w:w="100" w:type="dxa"/>
+              <w:right w:w="150" w:type="dxa"/>
+            </w:tcMar>
+          </w:tcPr>
+          <w:p>
+            <w:r>
+              <w:t>–E–s–t–i–m–a–t–e–:– –+–0–.–0–8–3–3–</w:t>
+              <w:br/>
+              <w:t>–S–E–:– –0–.–0–5–5–7–</w:t>
+              <w:br/>
+              <w:t>–z– –=– –1–.–4–9–5–0–</w:t>
+              <w:br/>
+              <w:t>–p– –=– –0–.–1–3–4–9–</w:t>
+              <w:br/>
+              <w:t>–(–P–o–s–i–t–i–v–e– –d–i–r–e–c–t–i–o–n–)–</w:t>
+            </w:r>
+          </w:p>
+        </w:tc>
+        <w:tc>
+          <w:tcPr>
+            <w:tcW w:w="2340" w:type="dxa"/>
+            <w:tcMar>
+              <w:top w:w="100" w:type="dxa"/>
+              <w:left w:w="150" w:type="dxa"/>
+              <w:bottom w:w="100" w:type="dxa"/>
+              <w:right w:w="150" w:type="dxa"/>
+            </w:tcMar>
+          </w:tcPr>
+          <w:p>
+            <w:r>
+              <w:t>–B–o–t–h– –d–a–t–a–s–e–t–s– –e–x–h–i–b–i–t– –a– –v–i–r–t–u–a–l–l–y– –i–d–e–n–t–i–c–a–l– –p–o–s–i–t–i–v–e– –d–i–f–f–e–r–e–n–c–e– –i–n– –m–e–a–n– –D–e–l–t–a– –p–o–w–e–r– –d–u–r–i–n–g– –M–W– –(–~–+–0–.–0–8–2– –a–n–d– –~–+–0–.–0–8–3–)–,– –p–o–i–n–t–i–n–g– –t–o– –a– –s–t–a–b–l–e– –b–a–s–e–l–i–n–e– –s–h–i–f–t– –t–o–w–a–r–d– –r–e–d–u–c–e–d– –p–h–y–s–i–o–l–o–g–i–c–a–l– –v–i–g–i–l–a–n–c–e–.–</w:t>
             </w:r>
           </w:p>
         </w:tc>
@@ -508,127 +314,7 @@
           </w:tcPr>
           <w:p>
             <w:r>
-              <w:rPr>
-                <w:b/>
-                <w:sz w:val="19"/>
-              </w:rPr>
-              <w:t>Delta Band</w:t>
-            </w:r>
-            <w:r>
-              <w:rPr>
-                <w:b/>
-                <w:sz w:val="19"/>
-              </w:rPr>
-              <w:br/>
-              <w:t>(1–4 Hz)</w:t>
-            </w:r>
-            <w:r>
-              <w:rPr>
-                <w:b/>
-                <w:sz w:val="19"/>
-              </w:rPr>
-              <w:br/>
-              <w:t>Focus change over time</w:t>
-            </w:r>
-          </w:p>
-        </w:tc>
-        <w:tc>
-          <w:tcPr>
-            <w:tcW w:w="2340" w:type="dxa"/>
-            <w:tcMar>
-              <w:top w:w="100" w:type="dxa"/>
-              <w:left w:w="150" w:type="dxa"/>
-              <w:bottom w:w="100" w:type="dxa"/>
-              <w:right w:w="150" w:type="dxa"/>
-            </w:tcMar>
-          </w:tcPr>
-          <w:p>
-            <w:pPr>
-              <w:jc w:val="center"/>
-            </w:pPr>
-            <w:r>
-              <w:rPr>
-                <w:sz w:val="19"/>
-              </w:rPr>
-              <w:t>Estimate: -0.0022</w:t>
-            </w:r>
-            <w:r>
-              <w:rPr>
-                <w:sz w:val="19"/>
-              </w:rPr>
-              <w:br/>
-              <w:t>SE: 0.0037</w:t>
-            </w:r>
-            <w:r>
-              <w:rPr>
-                <w:sz w:val="19"/>
-              </w:rPr>
-              <w:br/>
-              <w:t>z = -0.5970</w:t>
-            </w:r>
-            <w:r>
-              <w:rPr>
-                <w:sz w:val="19"/>
-              </w:rPr>
-              <w:br/>
-              <w:t>p = 0.5505</w:t>
-            </w:r>
-            <w:r>
-              <w:rPr>
-                <w:sz w:val="19"/>
-              </w:rPr>
-              <w:br/>
-              <w:t>(Negative direction)</w:t>
-            </w:r>
-          </w:p>
-        </w:tc>
-        <w:tc>
-          <w:tcPr>
-            <w:tcW w:w="2340" w:type="dxa"/>
-            <w:tcMar>
-              <w:top w:w="100" w:type="dxa"/>
-              <w:left w:w="150" w:type="dxa"/>
-              <w:bottom w:w="100" w:type="dxa"/>
-              <w:right w:w="150" w:type="dxa"/>
-            </w:tcMar>
-          </w:tcPr>
-          <w:p>
-            <w:pPr>
-              <w:jc w:val="center"/>
-            </w:pPr>
-            <w:r>
-              <w:rPr>
-                <w:sz w:val="19"/>
-              </w:rPr>
-              <w:t>Estimate: -0.0076</w:t>
-            </w:r>
-            <w:r>
-              <w:rPr>
-                <w:sz w:val="19"/>
-              </w:rPr>
-              <w:br/>
-              <w:t>SE: 0.0019</w:t>
-            </w:r>
-            <w:r>
-              <w:rPr>
-                <w:sz w:val="19"/>
-              </w:rPr>
-              <w:br/>
-              <w:t>z = -3.9385</w:t>
-            </w:r>
-            <w:r>
-              <w:rPr>
-                <w:sz w:val="19"/>
-              </w:rPr>
-              <w:br/>
-              <w:t>p = 8.20 × 10^-5</w:t>
-            </w:r>
-            <w:r>
-              <w:rPr>
-                <w:sz w:val="19"/>
-              </w:rPr>
-              <w:br/>
-              <w:t>(Highly Significant)</w:t>
+              <w:t>–D–e–l–t–a– –B–a–n–d– –(–1–––4– –H–z–)– –F–o–c–u–s– –c–h–a–n–g–e– –o–v–e–r– –t–i–m–e–</w:t>
             </w:r>
           </w:p>
         </w:tc>
@@ -644,10 +330,55 @@
           </w:tcPr>
           <w:p>
             <w:r>
-              <w:rPr>
-                <w:sz w:val="19"/>
-              </w:rPr>
-              <w:t>Delta power decreases over time during sustained Focus in both datasets, reflecting maintained alertness and task engagement.</w:t>
+              <w:t>–E–s–t–i–m–a–t–e–:– –+–0–.–0–0–3–7–</w:t>
+              <w:br/>
+              <w:t>–S–E–:– –0–.–0–0–2–7–</w:t>
+              <w:br/>
+              <w:t>–z– –=– –1–.–3–4–7–5–</w:t>
+              <w:br/>
+              <w:t>–p– –=– –0–.–1–7–7–8–</w:t>
+              <w:br/>
+              <w:t>–(–N–o–t– –s–i–g–n–i–f–i–c–a–n–t–)–</w:t>
+            </w:r>
+          </w:p>
+        </w:tc>
+        <w:tc>
+          <w:tcPr>
+            <w:tcW w:w="2340" w:type="dxa"/>
+            <w:tcMar>
+              <w:top w:w="100" w:type="dxa"/>
+              <w:left w:w="150" w:type="dxa"/>
+              <w:bottom w:w="100" w:type="dxa"/>
+              <w:right w:w="150" w:type="dxa"/>
+            </w:tcMar>
+          </w:tcPr>
+          <w:p>
+            <w:r>
+              <w:t>–E–s–t–i–m–a–t–e–:– –-–0–.–0–0–6–9–</w:t>
+              <w:br/>
+              <w:t>–S–E–:– –0–.–0–0–3–7–</w:t>
+              <w:br/>
+              <w:t>–z– –=– –-–1–.–8–8–9–3–</w:t>
+              <w:br/>
+              <w:t>–p– –=– –0–.–0–5–8–9–</w:t>
+              <w:br/>
+              <w:t>–(–M–a–r–g–i–n–a–l–l–y– –S–i–g–n–i–f–i–c–a–n–t–)–</w:t>
+            </w:r>
+          </w:p>
+        </w:tc>
+        <w:tc>
+          <w:tcPr>
+            <w:tcW w:w="2340" w:type="dxa"/>
+            <w:tcMar>
+              <w:top w:w="100" w:type="dxa"/>
+              <w:left w:w="150" w:type="dxa"/>
+              <w:bottom w:w="100" w:type="dxa"/>
+              <w:right w:w="150" w:type="dxa"/>
+            </w:tcMar>
+          </w:tcPr>
+          <w:p>
+            <w:r>
+              <w:t>–D–e–l–t–a– –p–o–w–e–r– –d–e–c–r–e–a–s–e–s– –o–v–e–r– –t–i–m–e– –d–u–r–i–n–g– –s–u–s–t–a–i–n–e–d– –F–o–c–u–s– –i–n– –D–a–t–a–s–e–t– –2–,– –r–e–f–l–e–c–t–i–n–g– –m–a–i–n–t–a–i–n–e–d– –a–l–e–r–t–n–e–s–s– –a–n–d– –t–a–s–k– –e–n–g–a–g–e–m–e–n–t–,– –w–h–i–l–e– –r–e–m–a–i–n–i–n–g– –s–t–a–b–l–e– –i–n– –D–a–t–a–s–e–t– –1–.–</w:t>
             </w:r>
           </w:p>
         </w:tc>
@@ -668,127 +399,7 @@
           </w:tcPr>
           <w:p>
             <w:r>
-              <w:rPr>
-                <w:b/>
-                <w:sz w:val="19"/>
-              </w:rPr>
-              <w:t>Delta Band</w:t>
-            </w:r>
-            <w:r>
-              <w:rPr>
-                <w:b/>
-                <w:sz w:val="19"/>
-              </w:rPr>
-              <w:br/>
-              <w:t>(1–4 Hz)</w:t>
-            </w:r>
-            <w:r>
-              <w:rPr>
-                <w:b/>
-                <w:sz w:val="19"/>
-              </w:rPr>
-              <w:br/>
-              <w:t>MW change over time</w:t>
-            </w:r>
-          </w:p>
-        </w:tc>
-        <w:tc>
-          <w:tcPr>
-            <w:tcW w:w="2340" w:type="dxa"/>
-            <w:tcMar>
-              <w:top w:w="100" w:type="dxa"/>
-              <w:left w:w="150" w:type="dxa"/>
-              <w:bottom w:w="100" w:type="dxa"/>
-              <w:right w:w="150" w:type="dxa"/>
-            </w:tcMar>
-          </w:tcPr>
-          <w:p>
-            <w:pPr>
-              <w:jc w:val="center"/>
-            </w:pPr>
-            <w:r>
-              <w:rPr>
-                <w:sz w:val="19"/>
-              </w:rPr>
-              <w:t>Estimate: +0.0053</w:t>
-            </w:r>
-            <w:r>
-              <w:rPr>
-                <w:sz w:val="19"/>
-              </w:rPr>
-              <w:br/>
-              <w:t>SE: 0.0052</w:t>
-            </w:r>
-            <w:r>
-              <w:rPr>
-                <w:sz w:val="19"/>
-              </w:rPr>
-              <w:br/>
-              <w:t>z = 1.0114</w:t>
-            </w:r>
-            <w:r>
-              <w:rPr>
-                <w:sz w:val="19"/>
-              </w:rPr>
-              <w:br/>
-              <w:t>p = 0.3118</w:t>
-            </w:r>
-            <w:r>
-              <w:rPr>
-                <w:sz w:val="19"/>
-              </w:rPr>
-              <w:br/>
-              <w:t>(Positive direction)</w:t>
-            </w:r>
-          </w:p>
-        </w:tc>
-        <w:tc>
-          <w:tcPr>
-            <w:tcW w:w="2340" w:type="dxa"/>
-            <w:tcMar>
-              <w:top w:w="100" w:type="dxa"/>
-              <w:left w:w="150" w:type="dxa"/>
-              <w:bottom w:w="100" w:type="dxa"/>
-              <w:right w:w="150" w:type="dxa"/>
-            </w:tcMar>
-          </w:tcPr>
-          <w:p>
-            <w:pPr>
-              <w:jc w:val="center"/>
-            </w:pPr>
-            <w:r>
-              <w:rPr>
-                <w:sz w:val="19"/>
-              </w:rPr>
-              <w:t>Estimate: +0.0177</w:t>
-            </w:r>
-            <w:r>
-              <w:rPr>
-                <w:sz w:val="19"/>
-              </w:rPr>
-              <w:br/>
-              <w:t>SE: 0.0038</w:t>
-            </w:r>
-            <w:r>
-              <w:rPr>
-                <w:sz w:val="19"/>
-              </w:rPr>
-              <w:br/>
-              <w:t>z = 4.6811</w:t>
-            </w:r>
-            <w:r>
-              <w:rPr>
-                <w:sz w:val="19"/>
-              </w:rPr>
-              <w:br/>
-              <w:t>p = 2.85 × 10^-6</w:t>
-            </w:r>
-            <w:r>
-              <w:rPr>
-                <w:sz w:val="19"/>
-              </w:rPr>
-              <w:br/>
-              <w:t>(Highly Significant)</w:t>
+              <w:t>–D–e–l–t–a– –B–a–n–d– –(–1–––4– –H–z–)– –M–W– –c–h–a–n–g–e– –o–v–e–r– –t–i–m–e–</w:t>
             </w:r>
           </w:p>
         </w:tc>
@@ -804,17 +415,55 @@
           </w:tcPr>
           <w:p>
             <w:r>
-              <w:rPr>
-                <w:sz w:val="19"/>
-              </w:rPr>
-              <w:t xml:space="preserve">Delta power increases over time during MW. This reflects a progressive drift toward fatigue or deep internal processing when attention is </w:t>
+              <w:t>–E–s–t–i–m–a–t–e–:– –+–0–.–0–0–4–1–</w:t>
+              <w:br/>
+              <w:t>–S–E–:– –0–.–0–0–3–9–</w:t>
+              <w:br/>
+              <w:t>–z– –=– –1–.–0–6–2–5–</w:t>
+              <w:br/>
+              <w:t>–p– –=– –0–.–2–8–8–0–</w:t>
+              <w:br/>
+              <w:t>–(–P–o–s–i–t–i–v–e– –d–i–r–e–c–t–i–o–n–)–</w:t>
             </w:r>
+          </w:p>
+        </w:tc>
+        <w:tc>
+          <w:tcPr>
+            <w:tcW w:w="2340" w:type="dxa"/>
+            <w:tcMar>
+              <w:top w:w="100" w:type="dxa"/>
+              <w:left w:w="150" w:type="dxa"/>
+              <w:bottom w:w="100" w:type="dxa"/>
+              <w:right w:w="150" w:type="dxa"/>
+            </w:tcMar>
+          </w:tcPr>
+          <w:p>
             <w:r>
-              <w:rPr>
-                <w:sz w:val="19"/>
-              </w:rPr>
-              <w:lastRenderedPageBreak/>
-              <w:t>uncoupled.</w:t>
+              <w:t>–E–s–t–i–m–a–t–e–:– –+–0–.–0–1–8–2–</w:t>
+              <w:br/>
+              <w:t>–S–E–:– –0–.–0–0–5–0–</w:t>
+              <w:br/>
+              <w:t>–z– –=– –3–.–6–4–2–2–</w:t>
+              <w:br/>
+              <w:t>–p– –=– –2–.–7–0– –×– –1–0–^–-–4–</w:t>
+              <w:br/>
+              <w:t>–(–H–i–g–h–l–y– –S–i–g–n–i–f–i–c–a–n–t–)–</w:t>
+            </w:r>
+          </w:p>
+        </w:tc>
+        <w:tc>
+          <w:tcPr>
+            <w:tcW w:w="2340" w:type="dxa"/>
+            <w:tcMar>
+              <w:top w:w="100" w:type="dxa"/>
+              <w:left w:w="150" w:type="dxa"/>
+              <w:bottom w:w="100" w:type="dxa"/>
+              <w:right w:w="150" w:type="dxa"/>
+            </w:tcMar>
+          </w:tcPr>
+          <w:p>
+            <w:r>
+              <w:t>–D–e–l–t–a– –p–o–w–e–r– –i–n–c–r–e–a–s–e–s– –o–v–e–r– –t–i–m–e– –d–u–r–i–n–g– –M–W– –i–n– –b–o–t–h– –d–a–t–a–s–e–t–s–,– –r–e–a–c–h–i–n–g– –h–i–g–h– –s–t–a–t–i–s–t–i–c–a–l– –s–i–g–n–i–f–i–c–a–n–c–e– –i–n– –D–a–t–a–s–e–t– –2–.– –T–h–i–s– –r–e–f–l–e–c–t–s– –p–r–o–g–r–e–s–s–i–v–e– –d–r–i–f–t– –t–o–w–a–r–d– –f–a–t–i–g–u–e– –o–r– –d–e–e–p–e–r– –i–n–t–e–r–n–a–l– –a–b–s–o–r–p–t–i–o–n–.–</w:t>
             </w:r>
           </w:p>
         </w:tc>
@@ -835,128 +484,7 @@
           </w:tcPr>
           <w:p>
             <w:r>
-              <w:rPr>
-                <w:b/>
-                <w:sz w:val="19"/>
-              </w:rPr>
-              <w:lastRenderedPageBreak/>
-              <w:t>Gamma Band</w:t>
-            </w:r>
-            <w:r>
-              <w:rPr>
-                <w:b/>
-                <w:sz w:val="19"/>
-              </w:rPr>
-              <w:br/>
-              <w:t>(30–45 Hz)</w:t>
-            </w:r>
-            <w:r>
-              <w:rPr>
-                <w:b/>
-                <w:sz w:val="19"/>
-              </w:rPr>
-              <w:br/>
-              <w:t>MW minus Focus Mean Power</w:t>
-            </w:r>
-          </w:p>
-        </w:tc>
-        <w:tc>
-          <w:tcPr>
-            <w:tcW w:w="2340" w:type="dxa"/>
-            <w:tcMar>
-              <w:top w:w="100" w:type="dxa"/>
-              <w:left w:w="150" w:type="dxa"/>
-              <w:bottom w:w="100" w:type="dxa"/>
-              <w:right w:w="150" w:type="dxa"/>
-            </w:tcMar>
-          </w:tcPr>
-          <w:p>
-            <w:pPr>
-              <w:jc w:val="center"/>
-            </w:pPr>
-            <w:r>
-              <w:rPr>
-                <w:sz w:val="19"/>
-              </w:rPr>
-              <w:t>Estimate: -0.0322</w:t>
-            </w:r>
-            <w:r>
-              <w:rPr>
-                <w:sz w:val="19"/>
-              </w:rPr>
-              <w:br/>
-              <w:t>SE: 0.0741</w:t>
-            </w:r>
-            <w:r>
-              <w:rPr>
-                <w:sz w:val="19"/>
-              </w:rPr>
-              <w:br/>
-              <w:t>z = -0.4345</w:t>
-            </w:r>
-            <w:r>
-              <w:rPr>
-                <w:sz w:val="19"/>
-              </w:rPr>
-              <w:br/>
-              <w:t>p = 0.6639</w:t>
-            </w:r>
-            <w:r>
-              <w:rPr>
-                <w:sz w:val="19"/>
-              </w:rPr>
-              <w:br/>
-              <w:t>(Suppression trend)</w:t>
-            </w:r>
-          </w:p>
-        </w:tc>
-        <w:tc>
-          <w:tcPr>
-            <w:tcW w:w="2340" w:type="dxa"/>
-            <w:tcMar>
-              <w:top w:w="100" w:type="dxa"/>
-              <w:left w:w="150" w:type="dxa"/>
-              <w:bottom w:w="100" w:type="dxa"/>
-              <w:right w:w="150" w:type="dxa"/>
-            </w:tcMar>
-          </w:tcPr>
-          <w:p>
-            <w:pPr>
-              <w:jc w:val="center"/>
-            </w:pPr>
-            <w:r>
-              <w:rPr>
-                <w:sz w:val="19"/>
-              </w:rPr>
-              <w:t>Estimate: -0.0305</w:t>
-            </w:r>
-            <w:r>
-              <w:rPr>
-                <w:sz w:val="19"/>
-              </w:rPr>
-              <w:br/>
-              <w:t>SE: 0.0170</w:t>
-            </w:r>
-            <w:r>
-              <w:rPr>
-                <w:sz w:val="19"/>
-              </w:rPr>
-              <w:br/>
-              <w:t>z = -1.7908</w:t>
-            </w:r>
-            <w:r>
-              <w:rPr>
-                <w:sz w:val="19"/>
-              </w:rPr>
-              <w:br/>
-              <w:t>p = 0.0733</w:t>
-            </w:r>
-            <w:r>
-              <w:rPr>
-                <w:sz w:val="19"/>
-              </w:rPr>
-              <w:br/>
-              <w:t>(Marginally Significant)</w:t>
+              <w:t>–G–a–m–m–a– –B–a–n–d– –(–3–0–––4–5– –H–z–)– –M–W– –m–i–n–u–s– –F–o–c–u–s– –M–e–a–n– –P–o–w–e–r–</w:t>
             </w:r>
           </w:p>
         </w:tc>
@@ -972,10 +500,55 @@
           </w:tcPr>
           <w:p>
             <w:r>
-              <w:rPr>
-                <w:sz w:val="19"/>
-              </w:rPr>
-              <w:t>Gamma power is suppressed during MW in both datasets with remarkably similar effect sizes (~-0.03). This represents sensory decoupling from task inputs.</w:t>
+              <w:t>–E–s–t–i–m–a–t–e–:– –-–0–.–0–1–8–3–</w:t>
+              <w:br/>
+              <w:t>–S–E–:– –0–.–0–7–4–6–</w:t>
+              <w:br/>
+              <w:t>–z– –=– –-–0–.–2–4–5–6–</w:t>
+              <w:br/>
+              <w:t>–p– –=– –0–.–8–0–6–0–</w:t>
+              <w:br/>
+              <w:t>–(–S–u–p–p–r–e–s–s–i–o–n– –d–i–r–e–c–t–i–o–n–)–</w:t>
+            </w:r>
+          </w:p>
+        </w:tc>
+        <w:tc>
+          <w:tcPr>
+            <w:tcW w:w="2340" w:type="dxa"/>
+            <w:tcMar>
+              <w:top w:w="100" w:type="dxa"/>
+              <w:left w:w="150" w:type="dxa"/>
+              <w:bottom w:w="100" w:type="dxa"/>
+              <w:right w:w="150" w:type="dxa"/>
+            </w:tcMar>
+          </w:tcPr>
+          <w:p>
+            <w:r>
+              <w:t>–E–s–t–i–m–a–t–e–:– –-–0–.–0–3–2–9–</w:t>
+              <w:br/>
+              <w:t>–S–E–:– –0–.–0–1–9–8–</w:t>
+              <w:br/>
+              <w:t>–z– –=– –-–1–.–6–5–8–5–</w:t>
+              <w:br/>
+              <w:t>–p– –=– –0–.–0–9–7–2–</w:t>
+              <w:br/>
+              <w:t>–(–M–a–r–g–i–n–a–l–l–y– –S–i–g–n–i–f–i–c–a–n–t–)–</w:t>
+            </w:r>
+          </w:p>
+        </w:tc>
+        <w:tc>
+          <w:tcPr>
+            <w:tcW w:w="2340" w:type="dxa"/>
+            <w:tcMar>
+              <w:top w:w="100" w:type="dxa"/>
+              <w:left w:w="150" w:type="dxa"/>
+              <w:bottom w:w="100" w:type="dxa"/>
+              <w:right w:w="150" w:type="dxa"/>
+            </w:tcMar>
+          </w:tcPr>
+          <w:p>
+            <w:r>
+              <w:t>–G–a–m–m–a– –p–o–w–e–r– –i–s– –s–u–p–p–r–e–s–s–e–d– –d–u–r–i–n–g– –M–W– –i–n– –b–o–t–h– –d–a–t–a–s–e–t–s– –(–-–0–.–0–1–8– –v–s– –-–0–.–0–3–3–)–.– –T–h–i–s– –r–e–p–r–e–s–e–n–t–s– –s–e–n–s–o–r–y– –d–e–c–o–u–p–l–i–n–g– –f–r–o–m– –e–x–t–e–r–n–a–l– –t–a–s–k– –i–n–p–u–t–s–.–</w:t>
             </w:r>
           </w:p>
         </w:tc>
@@ -996,127 +569,7 @@
           </w:tcPr>
           <w:p>
             <w:r>
-              <w:rPr>
-                <w:b/>
-                <w:sz w:val="19"/>
-              </w:rPr>
-              <w:t>Gamma Band</w:t>
-            </w:r>
-            <w:r>
-              <w:rPr>
-                <w:b/>
-                <w:sz w:val="19"/>
-              </w:rPr>
-              <w:br/>
-              <w:t>(30–45 Hz)</w:t>
-            </w:r>
-            <w:r>
-              <w:rPr>
-                <w:b/>
-                <w:sz w:val="19"/>
-              </w:rPr>
-              <w:br/>
-              <w:t>Focus change over time</w:t>
-            </w:r>
-          </w:p>
-        </w:tc>
-        <w:tc>
-          <w:tcPr>
-            <w:tcW w:w="2340" w:type="dxa"/>
-            <w:tcMar>
-              <w:top w:w="100" w:type="dxa"/>
-              <w:left w:w="150" w:type="dxa"/>
-              <w:bottom w:w="100" w:type="dxa"/>
-              <w:right w:w="150" w:type="dxa"/>
-            </w:tcMar>
-          </w:tcPr>
-          <w:p>
-            <w:pPr>
-              <w:jc w:val="center"/>
-            </w:pPr>
-            <w:r>
-              <w:rPr>
-                <w:sz w:val="19"/>
-              </w:rPr>
-              <w:t>Estimate: -0.0007</w:t>
-            </w:r>
-            <w:r>
-              <w:rPr>
-                <w:sz w:val="19"/>
-              </w:rPr>
-              <w:br/>
-              <w:t>SE: 0.0017</w:t>
-            </w:r>
-            <w:r>
-              <w:rPr>
-                <w:sz w:val="19"/>
-              </w:rPr>
-              <w:br/>
-              <w:t>z = -0.4174</w:t>
-            </w:r>
-            <w:r>
-              <w:rPr>
-                <w:sz w:val="19"/>
-              </w:rPr>
-              <w:br/>
-              <w:t>p = 0.6764</w:t>
-            </w:r>
-            <w:r>
-              <w:rPr>
-                <w:sz w:val="19"/>
-              </w:rPr>
-              <w:br/>
-              <w:t>(Negative direction)</w:t>
-            </w:r>
-          </w:p>
-        </w:tc>
-        <w:tc>
-          <w:tcPr>
-            <w:tcW w:w="2340" w:type="dxa"/>
-            <w:tcMar>
-              <w:top w:w="100" w:type="dxa"/>
-              <w:left w:w="150" w:type="dxa"/>
-              <w:bottom w:w="100" w:type="dxa"/>
-              <w:right w:w="150" w:type="dxa"/>
-            </w:tcMar>
-          </w:tcPr>
-          <w:p>
-            <w:pPr>
-              <w:jc w:val="center"/>
-            </w:pPr>
-            <w:r>
-              <w:rPr>
-                <w:sz w:val="19"/>
-              </w:rPr>
-              <w:t>Estimate: -0.0111</w:t>
-            </w:r>
-            <w:r>
-              <w:rPr>
-                <w:sz w:val="19"/>
-              </w:rPr>
-              <w:br/>
-              <w:t>SE: 0.0066</w:t>
-            </w:r>
-            <w:r>
-              <w:rPr>
-                <w:sz w:val="19"/>
-              </w:rPr>
-              <w:br/>
-              <w:t>z = -1.6755</w:t>
-            </w:r>
-            <w:r>
-              <w:rPr>
-                <w:sz w:val="19"/>
-              </w:rPr>
-              <w:br/>
-              <w:t>p = 0.0938</w:t>
-            </w:r>
-            <w:r>
-              <w:rPr>
-                <w:sz w:val="19"/>
-              </w:rPr>
-              <w:br/>
-              <w:t>(Marginally Significant)</w:t>
+              <w:t>–G–a–m–m–a– –B–a–n–d– –(–3–0–––4–5– –H–z–)– –F–o–c–u–s– –c–h–a–n–g–e– –o–v–e–r– –t–i–m–e–</w:t>
             </w:r>
           </w:p>
         </w:tc>
@@ -1132,10 +585,55 @@
           </w:tcPr>
           <w:p>
             <w:r>
-              <w:rPr>
-                <w:sz w:val="19"/>
-              </w:rPr>
-              <w:t>Gamma power exhibits a downward trend over time during Focus in both datasets, suggesting a gradual reduction in sensory processing load.</w:t>
+              <w:t>–E–s–t–i–m–a–t–e–:– –-–0–.–0–0–0–4–</w:t>
+              <w:br/>
+              <w:t>–S–E–:– –0–.–0–0–1–7–</w:t>
+              <w:br/>
+              <w:t>–z– –=– –-–0–.–2–3–3–5–</w:t>
+              <w:br/>
+              <w:t>–p– –=– –0–.–8–1–5–3–</w:t>
+              <w:br/>
+              <w:t>–(–N–o–t– –s–i–g–n–i–f–i–c–a–n–t–)–</w:t>
+            </w:r>
+          </w:p>
+        </w:tc>
+        <w:tc>
+          <w:tcPr>
+            <w:tcW w:w="2340" w:type="dxa"/>
+            <w:tcMar>
+              <w:top w:w="100" w:type="dxa"/>
+              <w:left w:w="150" w:type="dxa"/>
+              <w:bottom w:w="100" w:type="dxa"/>
+              <w:right w:w="150" w:type="dxa"/>
+            </w:tcMar>
+          </w:tcPr>
+          <w:p>
+            <w:r>
+              <w:t>–E–s–t–i–m–a–t–e–:– –-–0–.–0–0–8–9–</w:t>
+              <w:br/>
+              <w:t>–S–E–:– –0–.–0–0–6–8–</w:t>
+              <w:br/>
+              <w:t>–z– –=– –-–1–.–3–1–5–1–</w:t>
+              <w:br/>
+              <w:t>–p– –=– –0–.–1–8–8–5–</w:t>
+              <w:br/>
+              <w:t>–(–N–o–t– –s–i–g–n–i–f–i–c–a–n–t–)–</w:t>
+            </w:r>
+          </w:p>
+        </w:tc>
+        <w:tc>
+          <w:tcPr>
+            <w:tcW w:w="2340" w:type="dxa"/>
+            <w:tcMar>
+              <w:top w:w="100" w:type="dxa"/>
+              <w:left w:w="150" w:type="dxa"/>
+              <w:bottom w:w="100" w:type="dxa"/>
+              <w:right w:w="150" w:type="dxa"/>
+            </w:tcMar>
+          </w:tcPr>
+          <w:p>
+            <w:r>
+              <w:t>–G–a–m–m–a– –p–o–w–e–r– –e–x–h–i–b–i–t–s– –a– –d–o–w–n–w–a–r–d– –t–r–e–n–d– –o–v–e–r– –t–i–m–e– –d–u–r–i–n–g– –F–o–c–u–s– –i–n– –b–o–t–h– –d–a–t–a–s–e–t–s–,– –r–e–f–l–e–c–t–i–n–g– –h–a–b–i–t–u–a–t–i–o–n– –a–n–d– –s–t–a–b–l–e– –c–o–g–n–i–t–i–v–e– –p–r–o–c–e–s–s–i–n–g– –l–o–a–d–.–</w:t>
             </w:r>
           </w:p>
         </w:tc>
@@ -1151,13 +649,7 @@
         </w:rPr>
       </w:pPr>
       <w:r>
-        <w:rPr>
-          <w:b/>
-          <w:bCs/>
-          <w:sz w:val="28"/>
-          <w:szCs w:val="28"/>
-        </w:rPr>
-        <w:t>3. Detailed Explanation and Statistical Interpretation</w:t>
+        <w:t>–3–.– –D–e–t–a–i–l–e–d– –E–x–p–l–a–n–a–t–i–o–n– –a–n–d– –S–t–a–t–i–s–t–i–c–a–l– –I–n–t–e–r–p–r–e–t–a–t–i–o–n–</w:t>
       </w:r>
     </w:p>
     <w:p>
@@ -1170,67 +662,22 @@
         </w:rPr>
       </w:pPr>
       <w:r>
-        <w:rPr>
-          <w:b/>
-          <w:bCs/>
-          <w:sz w:val="24"/>
-          <w:szCs w:val="24"/>
-        </w:rPr>
-        <w:t>3.1 Theta Band (4–8 Hz) MW Elevation</w:t>
+        <w:t>–3–.–1– –T–h–e–t–a– –B–a–n–d– –(–4–––8– –H–z–)– –M–W– –E–l–e–v–a–t–i–o–n–</w:t>
       </w:r>
     </w:p>
     <w:p>
       <w:r>
-        <w:rPr>
-          <w:b/>
-        </w:rPr>
-        <w:t>Statistical Values:</w:t>
-      </w:r>
-      <w:r>
-        <w:rPr>
-          <w:b/>
-        </w:rPr>
+        <w:t>–S–t–a–t–i–s–t–i–c–a–l– –V–a–l–u–e–s–:–</w:t>
         <w:br/>
-      </w:r>
-      <w:r>
-        <w:rPr>
-          <w:i/>
-        </w:rPr>
-        <w:t>• Dataset 1 (19-ch): Estimate = +0.0816, SE = 0.0605, z = 1.3484, p = 0.1775</w:t>
-      </w:r>
-      <w:r>
-        <w:rPr>
-          <w:i/>
-        </w:rPr>
+        <w:t>–•– –D–a–t–a–s–e–t– –1– –(–1–9–-–c–h–)–:– –E–s–t–i–m–a–t–e– –=– –+–0–.–0–7–7–4–,– –S–E– –=– –0–.–0–5–3–2–,– –z– –=– –1–.–4–5–5–5–,– –p– –=– –0–.–1–4–5–5–</w:t>
         <w:br/>
-        <w:t>• Dataset 2 (64-ch): Estimate = +0.0488, SE = 0.0095, z = 5.1301, p = 2.90 × 10^-7</w:t>
-      </w:r>
-      <w:r>
-        <w:rPr>
-          <w:i/>
-        </w:rPr>
+        <w:t>–•– –D–a–t–a–s–e–t– –2– –(–6–4–-–c–h–)–:– –E–s–t–i–m–a–t–e– –=– –+–0–.–0–3–4–6–,– –S–E– –=– –0–.–0–0–5–3–,– –z– –=– –6–.–4–9–4–1–,– –p– –=– –8–.–3–6– –×– –1–0–^–-–1–1–</w:t>
         <w:br/>
-      </w:r>
-      <w:r>
-        <w:rPr>
-          <w:i/>
-        </w:rPr>
+        <w:t>–</w:t>
         <w:br/>
-      </w:r>
-      <w:r>
-        <w:rPr>
-          <w:b/>
-        </w:rPr>
-        <w:t>Interpretation:</w:t>
-      </w:r>
-      <w:r>
-        <w:rPr>
-          <w:b/>
-        </w:rPr>
+        <w:t>–I–n–t–e–r–p–r–e–t–a–t–i–o–n–:–</w:t>
         <w:br/>
-      </w:r>
-      <w:r>
-        <w:t>Both datasets demonstrate a positive difference in mean Theta power during mind-wandering compared to focus. In Dataset 2, this elevation is highly significant (p &lt; 0.001), while in Dataset 1, it appears as a weaker positive trend. Physiologically, frontocentral Theta activity is strongly linked to internal focus, mental calculations, and memory retrieval. The elevation of Theta power during mind-wandering in both datasets indicates that unguided, task-unrelated thoughts involve active internal retrieval processes and cognitive load, even when the subject is not actively engaged with the external task.</w:t>
+        <w:t>–B–o–t–h– –d–a–t–a–s–e–t–s– –d–e–m–o–n–s–t–r–a–t–e– –a– –p–o–s–i–t–i–v–e– –d–i–f–f–e–r–e–n–c–e– –i–n– –m–e–a–n– –T–h–e–t–a– –p–o–w–e–r– –d–u–r–i–n–g– –m–i–n–d–-–w–a–n–d–e–r–i–n–g– –c–o–m–p–a–r–e–d– –t–o– –f–o–c–u–s–.– –I–n– –D–a–t–a–s–e–t– –2–,– –t–h–i–s– –e–l–e–v–a–t–i–o–n– –i–s– –e–x–t–r–a–o–r–d–i–n–a–r–i–l–y– –s–i–g–n–i–f–i–c–a–n–t– –(–p– –&lt;– –1–0–^–-–1–0–)–,– –w–h–i–l–e– –i–n– –D–a–t–a–s–e–t– –1–,– –i–t– –a–p–p–e–a–r–s– –a–s– –a– –c–o–n–s–i–s–t–e–n–t– –p–o–s–i–t–i–v–e– –d–i–r–e–c–t–i–o–n–.– –P–h–y–s–i–o–l–o–g–i–c–a–l–l–y–,– –f–r–o–n–t–o–c–e–n–t–r–a–l– –T–h–e–t–a– –a–c–t–i–v–i–t–y– –i–s– –s–t–r–o–n–g–l–y– –l–i–n–k–e–d– –t–o– –i–n–t–e–r–n–a–l– –f–o–c–u–s–,– –m–e–n–t–a–l– –c–a–l–c–u–l–a–t–i–o–n–s–,– –a–n–d– –m–e–m–o–r–y– –r–e–t–r–i–e–v–a–l–.– –T–h–e– –e–l–e–v–a–t–i–o–n– –o–f– –T–h–e–t–a– –p–o–w–e–r– –d–u–r–i–n–g– –m–i–n–d–-–w–a–n–d–e–r–i–n–g– –i–n– –b–o–t–h– –d–a–t–a–s–e–t–s– –i–n–d–i–c–a–t–e–s– –t–h–a–t– –u–n–g–u–i–d–e–d–,– –t–a–s–k–-–u–n–r–e–l–a–t–e–d– –t–h–o–u–g–h–t–s– –i–n–v–o–l–v–e– –a–c–t–i–v–e– –i–n–t–e–r–n–a–l– –r–e–t–r–i–e–v–a–l– –p–r–o–c–e–s–s–e–s– –a–n–d– –c–o–g–n–i–t–i–v–e– –l–o–a–d–,– –e–v–e–n– –w–h–e–n– –t–h–e– –s–u–b–j–e–c–t– –i–s– –d–i–s–e–n–g–a–g–e–d– –f–r–o–m– –t–h–e– –e–x–t–e–r–n–a–l– –t–a–s–k–.– –F–u–r–t–h–e–r–m–o–r–e–,– –i–n– –D–a–t–a–s–e–t– –1–,– –T–h–e–t–a– –p–o–w–e–r– –d–u–r–i–n–g– –M–W– –s–i–g–n–i–f–i–c–a–n–t–l–y– –i–n–c–r–e–a–s–e–s– –o–v–e–r– –t–i–m–e– –(–E–s–t–i–m–a–t–e– –=– –+–0–.–0–0–8–0–,– –S–E– –=– –0–.–0–0–3–4–,– –z– –=– –2–.–3–3–6–6–,– –p– –=– –0–.–0–1–9–5–)–,– –m–a–r–k–i–n–g– –p–r–o–g–r–e–s–s–i–v–e– –i–m–m–e–r–s–i–o–n– –i–n–t–o– –i–n–t–e–r–n–a–l– –s–t–r–e–a–m–s– –o–f– –t–h–o–u–g–h–t–.–</w:t>
       </w:r>
     </w:p>
     <w:p>
@@ -1241,71 +688,22 @@
         </w:rPr>
       </w:pPr>
       <w:r>
-        <w:rPr>
-          <w:b/>
-          <w:bCs/>
-          <w:sz w:val="24"/>
-          <w:szCs w:val="24"/>
-        </w:rPr>
-        <w:t>3.2 Delta Band (1–4 Hz) MW Elevation</w:t>
+        <w:t>–3–.–2– –D–e–l–t–a– –B–a–n–d– –(–1–––4– –H–z–)– –M–W– –E–l–e–v–a–t–i–o–n–</w:t>
       </w:r>
     </w:p>
     <w:p>
       <w:r>
-        <w:rPr>
-          <w:b/>
-        </w:rPr>
-        <w:t>Statistical Values:</w:t>
-      </w:r>
-      <w:r>
-        <w:rPr>
-          <w:b/>
-        </w:rPr>
+        <w:t>–S–t–a–t–i–s–t–i–c–a–l– –V–a–l–u–e–s–:–</w:t>
         <w:br/>
-      </w:r>
-      <w:r>
-        <w:rPr>
-          <w:i/>
-        </w:rPr>
-        <w:t>• Dataset 1 (19-ch): Estimate = +0.0948, SE = 0.0559, z = 1.6947, p = 0.0901</w:t>
-      </w:r>
-      <w:r>
-        <w:rPr>
-          <w:i/>
-        </w:rPr>
+        <w:t>–•– –D–a–t–a–s–e–t– –1– –(–1–9–-–c–h–)–:– –E–s–t–i–m–a–t–e– –=– –+–0–.–0–8–2–3–,– –S–E– –=– –0–.–0–5–4–0–,– –z– –=– –1–.–5–2–5–8–,– –p– –=– –0–.–1–2–7–1–</w:t>
         <w:br/>
-        <w:t>• Dataset 2 (64-ch): Estimate = +0.0992, SE = 0.0650, z = 1.5255, p = 0.1271</w:t>
-      </w:r>
-      <w:r>
-        <w:rPr>
-          <w:i/>
-        </w:rPr>
+        <w:t>–•– –D–a–t–a–s–e–t– –2– –(–6–4–-–c–h–)–:– –E–s–t–i–m–a–t–e– –=– –+–0–.–0–8–3–3–,– –S–E– –=– –0–.–0–5–5–7–,– –z– –=– –1–.–4–9–5–0–,– –p– –=– –0–.–1–3–4–9–</w:t>
         <w:br/>
-      </w:r>
-      <w:r>
-        <w:rPr>
-          <w:i/>
-        </w:rPr>
+        <w:t>–</w:t>
         <w:br/>
-      </w:r>
-      <w:r>
-        <w:rPr>
-          <w:b/>
-        </w:rPr>
-        <w:t>Interpretation:</w:t>
-      </w:r>
-      <w:r>
-        <w:rPr>
-          <w:b/>
-        </w:rPr>
+        <w:t>–I–n–t–e–r–p–r–e–t–a–t–i–o–n–:–</w:t>
         <w:br/>
-      </w:r>
-      <w:r>
-        <w:t xml:space="preserve">The mean power difference in the Delta band is remarkably consistent between the two datasets, with effect size estimates of +0.0948 and +0.0992 respectively. Although individual tests fall short of full statistical significance at alpha = 0.05 (D1 showing marginal significance at p = 0.0901), the alignment in </w:t>
-      </w:r>
-      <w:r>
-        <w:lastRenderedPageBreak/>
-        <w:t>magnitude and direction suggests a robust physiological shift. Elevated Delta power is typical of sleep and low-vigilance states; its positive shift during mind-wandering reflects a mild decrease in physiological arousal and vigilance when attention drifts away from active task execution.</w:t>
+        <w:t>–T–h–e– –m–e–a–n– –p–o–w–e–r– –d–i–f–f–e–r–e–n–c–e– –i–n– –t–h–e– –D–e–l–t–a– –b–a–n–d– –i–s– –r–e–m–a–r–k–a–b–l–y– –c–o–n–s–i–s–t–e–n–t– –b–e–t–w–e–e–n– –t–h–e– –t–w–o– –d–a–t–a–s–e–t–s–,– –w–i–t–h– –e–f–f–e–c–t– –s–i–z–e– –e–s–t–i–m–a–t–e–s– –o–f– –+–0–.–0–8–2–3– –a–n–d– –+–0–.–0–8–3–3– –l–o–g–1–0–(–µ–V–²–/–H–z–)– –r–e–s–p–e–c–t–i–v–e–l–y–.– –T–h–i–s– –v–i–r–t–u–a–l–l–y– –e–x–a–c–t– –n–u–m–e–r–i–c–a–l– –a–l–i–g–n–m–e–n–t– –a–c–r–o–s–s– –i–n–d–e–p–e–n–d–e–n–t– –e–x–p–e–r–i–m–e–n–t–a–l– –p–a–r–a–d–i–g–m–s– –(–1–9–-–c–h–a–n–n–e–l– –a–u–d–i–t–o–r–y–/–v–i–s–u–a–l– –v–s–.– –6–4–-–c–h–a–n–n–e–l– –b–r–e–a–t–h– –c–o–u–n–t–i–n–g–)– –s–u–g–g–e–s–t–s– –a– –r–o–b–u–s–t– –p–h–y–s–i–o–l–o–g–i–c–a–l– –s–h–i–f–t–.– –E–l–e–v–a–t–e–d– –D–e–l–t–a– –p–o–w–e–r– –i–s– –t–y–p–i–c–a–l– –o–f– –l–o–w–-–v–i–g–i–l–a–n–c–e– –a–n–d– –d–r–o–w–s–i–n–e–s–s– –s–t–a–t–e–s–;– –i–t–s– –p–o–s–i–t–i–v–e– –s–h–i–f–t– –d–u–r–i–n–g– –m–i–n–d–-–w–a–n–d–e–r–i–n–g– –r–e–f–l–e–c–t–s– –a– –m–i–l–d–,– –r–e–p–r–o–d–u–c–i–b–l–e– –d–e–c–r–e–a–s–e– –i–n– –p–h–y–s–i–o–l–o–g–i–c–a–l– –a–r–o–u–s–a–l– –w–h–e–n– –a–t–t–e–n–t–i–o–n– –d–r–i–f–t–s– –a–w–a–y– –f–r–o–m– –t–h–e– –t–a–s–k–.–</w:t>
       </w:r>
     </w:p>
     <w:p>
@@ -1318,95 +716,30 @@
         </w:rPr>
       </w:pPr>
       <w:r>
-        <w:rPr>
-          <w:b/>
-          <w:bCs/>
-          <w:sz w:val="24"/>
-          <w:szCs w:val="24"/>
-        </w:rPr>
-        <w:t>3.3 Delta Band (1–4 Hz) Temporal Trajectories</w:t>
+        <w:t>–3–.–3– –D–e–l–t–a– –B–a–n–d– –(–1–––4– –H–z–)– –T–e–m–p–o–r–a–l– –T–r–a–j–e–c–t–o–r–i–e–s–</w:t>
       </w:r>
     </w:p>
     <w:p>
       <w:r>
-        <w:rPr>
-          <w:b/>
-        </w:rPr>
-        <w:t>Statistical Values:</w:t>
-      </w:r>
-      <w:r>
-        <w:rPr>
-          <w:b/>
-        </w:rPr>
+        <w:t>–S–t–a–t–i–s–t–i–c–a–l– –V–a–l–u–e–s–:–</w:t>
         <w:br/>
-      </w:r>
-      <w:r>
-        <w:rPr>
-          <w:i/>
-        </w:rPr>
-        <w:t>• Focus Trend:</w:t>
-      </w:r>
-      <w:r>
-        <w:rPr>
-          <w:i/>
-        </w:rPr>
+        <w:t>–•– –F–o–c–u–s– –T–r–e–n–d–:–</w:t>
         <w:br/>
-        <w:t xml:space="preserve">  - Dataset 1: Estimate = -0.0022, SE = 0.0037, z = -0.5970, p = 0.5505</w:t>
-      </w:r>
-      <w:r>
-        <w:rPr>
-          <w:i/>
-        </w:rPr>
+        <w:t>– – –-– –D–a–t–a–s–e–t– –1–:– –E–s–t–i–m–a–t–e– –=– –+–0–.–0–0–3–7–,– –S–E– –=– –0–.–0–0–2–7–,– –z– –=– –1–.–3–4–7–5–,– –p– –=– –0–.–1–7–7–8–</w:t>
         <w:br/>
-        <w:t xml:space="preserve">  - Dataset 2: Estimate = -0.0076, SE = 0.0019, z = -3.9385, p = 8.20 × 10^-5</w:t>
-      </w:r>
-      <w:r>
-        <w:rPr>
-          <w:i/>
-        </w:rPr>
+        <w:t>– – –-– –D–a–t–a–s–e–t– –2–:– –E–s–t–i–m–a–t–e– –=– –-–0–.–0–0–6–9–,– –S–E– –=– –0–.–0–0–3–7–,– –z– –=– –-–1–.–8–8–9–3–,– –p– –=– –0–.–0–5–8–9–</w:t>
         <w:br/>
-        <w:t>• MW Trend:</w:t>
-      </w:r>
-      <w:r>
-        <w:rPr>
-          <w:i/>
-        </w:rPr>
+        <w:t>–•– –M–W– –T–r–e–n–d–:–</w:t>
         <w:br/>
-        <w:t xml:space="preserve">  - Dataset 1: Estimate = +0.0053, SE = 0.0052, z = 1.0114, p = 0.3118</w:t>
-      </w:r>
-      <w:r>
-        <w:rPr>
-          <w:i/>
-        </w:rPr>
+        <w:t>– – –-– –D–a–t–a–s–e–t– –1–:– –E–s–t–i–m–a–t–e– –=– –+–0–.–0–0–4–1–,– –S–E– –=– –0–.–0–0–3–9–,– –z– –=– –1–.–0–6–2–5–,– –p– –=– –0–.–2–8–8–0–</w:t>
         <w:br/>
-        <w:t xml:space="preserve">  - Dataset 2: Estimate = +0.0177, SE = 0.0038, z = 4.6811, p = 2.85 × 10^-6</w:t>
-      </w:r>
-      <w:r>
-        <w:rPr>
-          <w:i/>
-        </w:rPr>
+        <w:t>– – –-– –D–a–t–a–s–e–t– –2–:– –E–s–t–i–m–a–t–e– –=– –+–0–.–0–1–8–2–,– –S–E– –=– –0–.–0–0–5–0–,– –z– –=– –3–.–6–4–2–2–,– –p– –=– –2–.–7–0– –×– –1–0–^–-–4–</w:t>
         <w:br/>
-      </w:r>
-      <w:r>
-        <w:rPr>
-          <w:i/>
-        </w:rPr>
+        <w:t>–</w:t>
         <w:br/>
-      </w:r>
-      <w:r>
-        <w:rPr>
-          <w:b/>
-        </w:rPr>
-        <w:t>Interpretation:</w:t>
-      </w:r>
-      <w:r>
-        <w:rPr>
-          <w:b/>
-        </w:rPr>
+        <w:t>–I–n–t–e–r–p–r–e–t–a–t–i–o–n–:–</w:t>
         <w:br/>
-      </w:r>
-      <w:r>
-        <w:t>In both datasets, Delta power decreases over time during Focus states and increases over time during MW states. This divergence of temporal trends is highly significant in Dataset 2 and is consistently mirrored by the signs of the estimates in Dataset 1. The decrease during Focus states represents sustained alertness and task focus, while the increase during Mind-Wandering reflects a progressive decrease in alertness (micro-sleep-like states) or deepening of internal distraction as the mind wanders further from task parameters.</w:t>
+        <w:t>–A–c–r–o–s–s– –b–o–t–h– –d–a–t–a–s–e–t–s–,– –D–e–l–t–a– –p–o–w–e–r– –i–n–c–r–e–a–s–e–s– –o–v–e–r– –t–i–m–e– –d–u–r–i–n–g– –m–i–n–d–-–w–a–n–d–e–r–i–n–g– –(–+–0–.–0–0–4–1– –i–n– –D–a–t–a–s–e–t– –1–,– –+–0–.–0–1–8–2– –i–n– –D–a–t–a–s–e–t– –2–)–,– –w–i–t–h– –t–h–e– –e–f–f–e–c–t– –r–e–a–c–h–i–n–g– –h–i–g–h– –s–t–a–t–i–s–t–i–c–a–l– –s–i–g–n–i–f–i–c–a–n–c–e– –i–n– –D–a–t–a–s–e–t– –2– –(–p– –&lt;– –0–.–0–0–1–)–.– –T–h–i–s– –p–o–s–i–t–i–v–e– –t–e–m–p–o–r–a–l– –d–r–i–f–t– –r–e–f–l–e–c–t–s– –p–r–o–g–r–e–s–s–i–v–e– –l–o–s–s– –o–f– –a–l–e–r–t–n–e–s–s– –o–r– –d–e–e–p–e–n–i–n–g– –i–n–t–e–r–n–a–l– –a–b–s–o–r–p–t–i–o–n– –a–s– –a–n– –e–p–i–s–o–d–e– –u–n–f–o–l–d–s–.– –D–u–r–i–n–g– –s–u–s–t–a–i–n–e–d– –F–o–c–u–s–,– –D–e–l–t–a– –p–o–w–e–r– –d–e–m–o–n–s–t–r–a–t–e–s– –a– –m–a–r–g–i–n–a–l–l–y– –s–i–g–n–i–f–i–c–a–n–t– –d–e–c–r–e–a–s–e– –i–n– –D–a–t–a–s–e–t– –2– –(–-–0–.–0–0–6–9–,– –p– –=– –0–.–0–5–8–9–)–,– –c–o–n–s–i–s–t–e–n–t– –w–i–t–h– –m–a–i–n–t–a–i–n–e–d– –v–i–g–i–l–a–n–c–e–,– –w–h–i–l–e– –r–e–m–a–i–n–i–n–g– –r–e–l–a–t–i–v–e–l–y– –f–l–a–t– –i–n– –D–a–t–a–s–e–t– –1– –(–+–0–.–0–0–3–7–,– –p– –=– –0–.–1–7–7–8–)–.–</w:t>
       </w:r>
     </w:p>
     <w:p>
@@ -1419,67 +752,22 @@
         </w:rPr>
       </w:pPr>
       <w:r>
-        <w:rPr>
-          <w:b/>
-          <w:bCs/>
-          <w:sz w:val="24"/>
-          <w:szCs w:val="24"/>
-        </w:rPr>
-        <w:t>3.4 Gamma Band (30–45 Hz) Suppression during MW</w:t>
+        <w:t>–3–.–4– –G–a–m–m–a– –B–a–n–d– –(–3–0–––4–5– –H–z–)– –S–u–p–p–r–e–s–s–i–o–n– –d–u–r–i–n–g– –M–W–</w:t>
       </w:r>
     </w:p>
     <w:p>
       <w:r>
-        <w:rPr>
-          <w:b/>
-        </w:rPr>
-        <w:t>Statistical Values:</w:t>
-      </w:r>
-      <w:r>
-        <w:rPr>
-          <w:b/>
-        </w:rPr>
+        <w:t>–S–t–a–t–i–s–t–i–c–a–l– –V–a–l–u–e–s–:–</w:t>
         <w:br/>
-      </w:r>
-      <w:r>
-        <w:rPr>
-          <w:i/>
-        </w:rPr>
-        <w:t>• Dataset 1 (19-ch): Estimate = -0.0322, SE = 0.0741, z = -0.4345, p = 0.6639</w:t>
-      </w:r>
-      <w:r>
-        <w:rPr>
-          <w:i/>
-        </w:rPr>
+        <w:t>–•– –D–a–t–a–s–e–t– –1– –(–1–9–-–c–h–)–:– –E–s–t–i–m–a–t–e– –=– –-–0–.–0–1–8–3–,– –S–E– –=– –0–.–0–7–4–6–,– –z– –=– –-–0–.–2–4–5–6–,– –p– –=– –0–.–8–0–6–0–</w:t>
         <w:br/>
-        <w:t>• Dataset 2 (64-ch): Estimate = -0.0305, SE = 0.0170, z = -1.7908, p = 0.0733</w:t>
-      </w:r>
-      <w:r>
-        <w:rPr>
-          <w:i/>
-        </w:rPr>
+        <w:t>–•– –D–a–t–a–s–e–t– –2– –(–6–4–-–c–h–)–:– –E–s–t–i–m–a–t–e– –=– –-–0–.–0–3–2–9–,– –S–E– –=– –0–.–0–1–9–8–,– –z– –=– –-–1–.–6–5–8–5–,– –p– –=– –0–.–0–9–7–2–</w:t>
         <w:br/>
-      </w:r>
-      <w:r>
-        <w:rPr>
-          <w:i/>
-        </w:rPr>
+        <w:t>–</w:t>
         <w:br/>
-      </w:r>
-      <w:r>
-        <w:rPr>
-          <w:b/>
-        </w:rPr>
-        <w:t>Interpretation:</w:t>
-      </w:r>
-      <w:r>
-        <w:rPr>
-          <w:b/>
-        </w:rPr>
+        <w:t>–I–n–t–e–r–p–r–e–t–a–t–i–o–n–:–</w:t>
         <w:br/>
-      </w:r>
-      <w:r>
-        <w:t>Gamma power is consistently suppressed during mind-wandering in both datasets, with almost identical effect sizes (-0.0322 in Dataset 1 and -0.0305 in Dataset 2). Gamma oscillations are critical for binding sensory information, attention, and active processing of external visual or auditory inputs. The negative shift in Gamma power during mind-wandering indicates 'sensory decoupling,' wherein the brain actively down-regulates processing of external task-related stimuli to accommodate internal cognitive streams.</w:t>
+        <w:t>–G–a–m–m–a– –p–o–w–e–r– –i–s– –c–o–n–s–i–s–t–e–n–t–l–y– –s–u–p–p–r–e–s–s–e–d– –d–u–r–i–n–g– –m–i–n–d–-–w–a–n–d–e–r–i–n–g– –i–n– –b–o–t–h– –d–a–t–a–s–e–t–s– –(–-–0–.–0–1–8–3– –i–n– –D–a–t–a–s–e–t– –1– –a–n–d– –-–0–.–0–3–2–9– –i–n– –D–a–t–a–s–e–t– –2–,– –m–a–r–g–i–n–a–l–l–y– –s–i–g–n–i–f–i–c–a–n–t– –i–n– –D–a–t–a–s–e–t– –2–)–.– –G–a–m–m–a– –o–s–c–i–l–l–a–t–i–o–n–s– –a–r–e– –c–r–i–t–i–c–a–l– –f–o–r– –s–e–n–s–o–r–y– –b–i–n–d–i–n–g–,– –a–c–t–i–v–e– –a–t–t–e–n–t–i–o–n–,– –a–n–d– –p–r–o–c–e–s–s–i–n–g– –e–x–t–e–r–n–a–l– –v–i–s–u–a–l– –o–r– –a–u–d–i–t–o–r–y– –i–n–p–u–t–s–.– –T–h–e– –n–e–g–a–t–i–v–e– –s–h–i–f–t– –i–n– –G–a–m–m–a– –p–o–w–e–r– –d–u–r–i–n–g– –m–i–n–d–-–w–a–n–d–e–r–i–n–g– –r–e–f–l–e–c–t–s– –s–e–n–s–o–r–y– –d–e–c–o–u–p–l–i–n–g–,– –w–h–e–r–e–i–n– –t–h–e– –c–o–r–t–e–x– –s–u–p–p–r–e–s–s–e–s– –p–r–o–c–e–s–s–i–n–g– –o–f– –e–x–t–e–r–n–a–l– –t–a–s–k–-–r–e–l–a–t–e–d– –s–t–i–m–u–l–i– –t–o– –a–c–c–o–m–m–o–d–a–t–e– –i–n–t–e–r–n–a–l– –c–o–g–n–i–t–i–v–e– –s–t–r–e–a–m–s–.–</w:t>
       </w:r>
     </w:p>
     <w:sectPr>
